--- a/Lab1/Lab1_DangCaoCuong_2231200087.docx
+++ b/Lab1/Lab1_DangCaoCuong_2231200087.docx
@@ -29,6 +29,23 @@
           <w:rFonts w:hint="default"/>
           <w:lang w:val="vi-VN"/>
         </w:rPr>
+        <w:t>Link to github: https://github.com/Dang-Cao-Cuong/DangCaoCuongCSW430.git</w:t>
+      </w:r>
+      <w:bookmarkStart w:id="0" w:name="_GoBack"/>
+      <w:bookmarkEnd w:id="0"/>
+    </w:p>
+    <w:p>
+      <w:pPr>
+        <w:rPr>
+          <w:rFonts w:hint="default"/>
+          <w:lang w:val="vi-VN"/>
+        </w:rPr>
+      </w:pPr>
+      <w:r>
+        <w:rPr>
+          <w:rFonts w:hint="default"/>
+          <w:lang w:val="vi-VN"/>
+        </w:rPr>
         <w:t>Q3:</w:t>
       </w:r>
     </w:p>
@@ -1113,8 +1130,6 @@
           </wp:inline>
         </w:drawing>
       </w:r>
-      <w:bookmarkStart w:id="0" w:name="_GoBack"/>
-      <w:bookmarkEnd w:id="0"/>
     </w:p>
     <w:sectPr>
       <w:pgSz w:w="11906" w:h="16838"/>
